--- a/templates/claim_uz.docx
+++ b/templates/claim_uz.docx
@@ -46,46 +46,10 @@
           <w:highlight w:val="white"/>
           <w:lang w:val="en-US"/>
         </w:rPr>
-        <w:t>KIMDAN</w:t>
-      </w:r>
-      <w:r>
-        <w:rPr>
-          <w:rFonts w:ascii="Times New Roman" w:eastAsia="Times New Roman" w:hAnsi="Times New Roman" w:cs="Times New Roman"/>
-          <w:b/>
-          <w:color w:val="000000"/>
-          <w:sz w:val="22"/>
-          <w:szCs w:val="22"/>
-          <w:highlight w:val="white"/>
-          <w:lang w:val="en-US"/>
-        </w:rPr>
-        <w:t xml:space="preserve"> (</w:t>
+        <w:t>KIMDAN (FISh): {{fio}}</w:t>
       </w:r>
       <w:proofErr w:type="spellStart"/>
-      <w:r>
-        <w:rPr>
-          <w:rFonts w:ascii="Times New Roman" w:eastAsia="Times New Roman" w:hAnsi="Times New Roman" w:cs="Times New Roman"/>
-          <w:b/>
-          <w:color w:val="000000"/>
-          <w:sz w:val="22"/>
-          <w:szCs w:val="22"/>
-          <w:highlight w:val="white"/>
-          <w:lang w:val="en-US"/>
-        </w:rPr>
-        <w:t>FISh</w:t>
-      </w:r>
       <w:proofErr w:type="spellEnd"/>
-      <w:r>
-        <w:rPr>
-          <w:rFonts w:ascii="Times New Roman" w:eastAsia="Times New Roman" w:hAnsi="Times New Roman" w:cs="Times New Roman"/>
-          <w:b/>
-          <w:color w:val="000000"/>
-          <w:sz w:val="22"/>
-          <w:szCs w:val="22"/>
-          <w:highlight w:val="white"/>
-          <w:lang w:val="en-US"/>
-        </w:rPr>
-        <w:t>): ______________________________</w:t>
-      </w:r>
     </w:p>
     <w:p>
       <w:pPr>
@@ -119,155 +83,15 @@
           <w:highlight w:val="white"/>
           <w:lang w:val="en-US"/>
         </w:rPr>
-        <w:t>MChJ</w:t>
+        <w:t>{{legal_form}}: {{legal_name}}</w:t>
+        <w:br/>
+        <w:t>STIR/JShShIR: {{inn}}</w:t>
+        <w:br/>
+        <w:t>HISOB RAQAMI: {{bank_account}}</w:t>
       </w:r>
       <w:proofErr w:type="spellEnd"/>
-      <w:r>
-        <w:rPr>
-          <w:rFonts w:ascii="Times New Roman" w:eastAsia="Times New Roman" w:hAnsi="Times New Roman" w:cs="Times New Roman"/>
-          <w:b/>
-          <w:color w:val="000000"/>
-          <w:sz w:val="22"/>
-          <w:szCs w:val="22"/>
-          <w:highlight w:val="white"/>
-          <w:lang w:val="en-US"/>
-        </w:rPr>
-        <w:t>/</w:t>
-      </w:r>
-      <w:r>
-        <w:rPr>
-          <w:rFonts w:ascii="Times New Roman" w:eastAsia="Times New Roman" w:hAnsi="Times New Roman" w:cs="Times New Roman"/>
-          <w:b/>
-          <w:color w:val="000000"/>
-          <w:sz w:val="22"/>
-          <w:szCs w:val="22"/>
-          <w:highlight w:val="white"/>
-          <w:lang w:val="en-US"/>
-        </w:rPr>
-        <w:t>XK</w:t>
-      </w:r>
-      <w:r>
-        <w:rPr>
-          <w:rFonts w:ascii="Times New Roman" w:eastAsia="Times New Roman" w:hAnsi="Times New Roman" w:cs="Times New Roman"/>
-          <w:b/>
-          <w:color w:val="000000"/>
-          <w:sz w:val="22"/>
-          <w:szCs w:val="22"/>
-          <w:highlight w:val="white"/>
-          <w:lang w:val="en-US"/>
-        </w:rPr>
-        <w:t>: ______________________________</w:t>
-      </w:r>
-      <w:r>
-        <w:rPr>
-          <w:rFonts w:ascii="Times New Roman" w:eastAsia="Times New Roman" w:hAnsi="Times New Roman" w:cs="Times New Roman"/>
-          <w:b/>
-          <w:color w:val="000000"/>
-          <w:sz w:val="22"/>
-          <w:szCs w:val="22"/>
-          <w:highlight w:val="white"/>
-          <w:lang w:val="en-US"/>
-        </w:rPr>
-        <w:br/>
-      </w:r>
-      <w:r>
-        <w:rPr>
-          <w:rFonts w:ascii="Times New Roman" w:eastAsia="Times New Roman" w:hAnsi="Times New Roman" w:cs="Times New Roman"/>
-          <w:b/>
-          <w:color w:val="000000"/>
-          <w:sz w:val="22"/>
-          <w:szCs w:val="22"/>
-          <w:highlight w:val="white"/>
-          <w:lang w:val="en-US"/>
-        </w:rPr>
-        <w:t>STIR</w:t>
-      </w:r>
-      <w:r>
-        <w:rPr>
-          <w:rFonts w:ascii="Times New Roman" w:eastAsia="Times New Roman" w:hAnsi="Times New Roman" w:cs="Times New Roman"/>
-          <w:b/>
-          <w:color w:val="000000"/>
-          <w:sz w:val="22"/>
-          <w:szCs w:val="22"/>
-          <w:highlight w:val="white"/>
-          <w:lang w:val="en-US"/>
-        </w:rPr>
-        <w:t>/</w:t>
-      </w:r>
       <w:proofErr w:type="spellStart"/>
-      <w:r>
-        <w:rPr>
-          <w:rFonts w:ascii="Times New Roman" w:eastAsia="Times New Roman" w:hAnsi="Times New Roman" w:cs="Times New Roman"/>
-          <w:b/>
-          <w:color w:val="000000"/>
-          <w:sz w:val="22"/>
-          <w:szCs w:val="22"/>
-          <w:highlight w:val="white"/>
-          <w:lang w:val="en-US"/>
-        </w:rPr>
-        <w:t>JShShIR</w:t>
-      </w:r>
       <w:proofErr w:type="spellEnd"/>
-      <w:r>
-        <w:rPr>
-          <w:rFonts w:ascii="Times New Roman" w:eastAsia="Times New Roman" w:hAnsi="Times New Roman" w:cs="Times New Roman"/>
-          <w:b/>
-          <w:color w:val="000000"/>
-          <w:sz w:val="22"/>
-          <w:szCs w:val="22"/>
-          <w:highlight w:val="white"/>
-          <w:lang w:val="en-US"/>
-        </w:rPr>
-        <w:t>:</w:t>
-      </w:r>
-      <w:r>
-        <w:rPr>
-          <w:rFonts w:ascii="Times New Roman" w:eastAsia="Times New Roman" w:hAnsi="Times New Roman" w:cs="Times New Roman"/>
-          <w:b/>
-          <w:color w:val="000000"/>
-          <w:sz w:val="22"/>
-          <w:szCs w:val="22"/>
-          <w:highlight w:val="white"/>
-          <w:lang w:val="en-US"/>
-        </w:rPr>
-        <w:t xml:space="preserve"> ______________________________</w:t>
-      </w:r>
-      <w:r>
-        <w:rPr>
-          <w:rFonts w:ascii="Times New Roman" w:eastAsia="Times New Roman" w:hAnsi="Times New Roman" w:cs="Times New Roman"/>
-          <w:b/>
-          <w:color w:val="000000"/>
-          <w:sz w:val="22"/>
-          <w:szCs w:val="22"/>
-          <w:highlight w:val="white"/>
-          <w:lang w:val="en-US"/>
-        </w:rPr>
-        <w:br/>
-      </w:r>
-      <w:r>
-        <w:rPr>
-          <w:rFonts w:ascii="Times New Roman" w:eastAsia="Times New Roman" w:hAnsi="Times New Roman" w:cs="Times New Roman"/>
-          <w:b/>
-          <w:color w:val="000000"/>
-          <w:sz w:val="22"/>
-          <w:szCs w:val="22"/>
-          <w:highlight w:val="white"/>
-          <w:lang w:val="en-US"/>
-        </w:rPr>
-        <w:t>HISOB RAQAMI</w:t>
-      </w:r>
-      <w:r>
-        <w:rPr>
-          <w:rFonts w:ascii="Times New Roman" w:eastAsia="Times New Roman" w:hAnsi="Times New Roman" w:cs="Times New Roman"/>
-          <w:b/>
-          <w:color w:val="000000"/>
-          <w:sz w:val="22"/>
-          <w:szCs w:val="22"/>
-          <w:highlight w:val="white"/>
-          <w:lang w:val="en-US"/>
-        </w:rPr>
-        <w:t>: ______________________________</w:t>
-      </w:r>
     </w:p>
     <w:p>
       <w:pPr>
@@ -300,30 +124,7 @@
           <w:highlight w:val="white"/>
           <w:lang w:val="en-US"/>
         </w:rPr>
-        <w:t>MFO</w:t>
-      </w:r>
-      <w:r>
-        <w:rPr>
-          <w:rFonts w:ascii="Times New Roman" w:eastAsia="Times New Roman" w:hAnsi="Times New Roman" w:cs="Times New Roman"/>
-          <w:b/>
-          <w:color w:val="000000"/>
-          <w:sz w:val="22"/>
-          <w:szCs w:val="22"/>
-          <w:highlight w:val="white"/>
-          <w:lang w:val="en-US"/>
-        </w:rPr>
-        <w:t>: ______________________________</w:t>
-      </w:r>
-      <w:r>
-        <w:rPr>
-          <w:rFonts w:ascii="Times New Roman" w:eastAsia="Times New Roman" w:hAnsi="Times New Roman" w:cs="Times New Roman"/>
-          <w:b/>
-          <w:color w:val="000000"/>
-          <w:sz w:val="22"/>
-          <w:szCs w:val="22"/>
-          <w:highlight w:val="white"/>
-          <w:lang w:val="en-US"/>
-        </w:rPr>
+        <w:t>MFO: {{mfo}}</w:t>
         <w:br/>
       </w:r>
     </w:p>
@@ -917,6 +718,9 @@
                 <w:highlight w:val="white"/>
               </w:rPr>
             </w:pPr>
+            <w:r>
+              <w:t>{{item.product_title}}</w:t>
+            </w:r>
           </w:p>
         </w:tc>
         <w:tc>
@@ -935,6 +739,9 @@
                 <w:highlight w:val="white"/>
               </w:rPr>
             </w:pPr>
+            <w:r>
+              <w:t>{{item.barcode}}</w:t>
+            </w:r>
           </w:p>
         </w:tc>
         <w:tc>
@@ -953,6 +760,9 @@
                 <w:highlight w:val="white"/>
               </w:rPr>
             </w:pPr>
+            <w:r>
+              <w:t>{{item.reason}}</w:t>
+            </w:r>
           </w:p>
         </w:tc>
         <w:tc>
@@ -971,6 +781,9 @@
                 <w:highlight w:val="white"/>
               </w:rPr>
             </w:pPr>
+            <w:r>
+              <w:t>{{item.unit_compensation}}</w:t>
+            </w:r>
           </w:p>
         </w:tc>
         <w:tc>
@@ -989,6 +802,9 @@
                 <w:highlight w:val="white"/>
               </w:rPr>
             </w:pPr>
+            <w:r>
+              <w:t>{{item.expected_qty}}</w:t>
+            </w:r>
           </w:p>
         </w:tc>
         <w:tc>
@@ -1007,502 +823,8 @@
                 <w:highlight w:val="white"/>
               </w:rPr>
             </w:pPr>
-          </w:p>
-        </w:tc>
-      </w:tr>
-      <w:tr>
-        <w:tc>
-          <w:tcPr>
-            <w:tcW w:w="2130" w:type="dxa"/>
-          </w:tcPr>
-          <w:p>
-            <w:pPr>
-              <w:spacing w:line="259" w:lineRule="auto"/>
-              <w:jc w:val="both"/>
-              <w:rPr>
-                <w:rFonts w:ascii="Times New Roman" w:eastAsia="Times New Roman" w:hAnsi="Times New Roman" w:cs="Times New Roman"/>
-                <w:color w:val="000000"/>
-                <w:sz w:val="24"/>
-                <w:szCs w:val="24"/>
-                <w:highlight w:val="white"/>
-              </w:rPr>
-            </w:pPr>
-          </w:p>
-        </w:tc>
-        <w:tc>
-          <w:tcPr>
-            <w:tcW w:w="1935" w:type="dxa"/>
-          </w:tcPr>
-          <w:p>
-            <w:pPr>
-              <w:spacing w:line="259" w:lineRule="auto"/>
-              <w:jc w:val="both"/>
-              <w:rPr>
-                <w:rFonts w:ascii="Times New Roman" w:eastAsia="Times New Roman" w:hAnsi="Times New Roman" w:cs="Times New Roman"/>
-                <w:color w:val="000000"/>
-                <w:sz w:val="24"/>
-                <w:szCs w:val="24"/>
-                <w:highlight w:val="white"/>
-              </w:rPr>
-            </w:pPr>
-          </w:p>
-        </w:tc>
-        <w:tc>
-          <w:tcPr>
-            <w:tcW w:w="2475" w:type="dxa"/>
-          </w:tcPr>
-          <w:p>
-            <w:pPr>
-              <w:spacing w:line="259" w:lineRule="auto"/>
-              <w:jc w:val="both"/>
-              <w:rPr>
-                <w:rFonts w:ascii="Times New Roman" w:eastAsia="Times New Roman" w:hAnsi="Times New Roman" w:cs="Times New Roman"/>
-                <w:color w:val="000000"/>
-                <w:sz w:val="24"/>
-                <w:szCs w:val="24"/>
-                <w:highlight w:val="white"/>
-              </w:rPr>
-            </w:pPr>
-          </w:p>
-        </w:tc>
-        <w:tc>
-          <w:tcPr>
-            <w:tcW w:w="1680" w:type="dxa"/>
-          </w:tcPr>
-          <w:p>
-            <w:pPr>
-              <w:spacing w:line="259" w:lineRule="auto"/>
-              <w:jc w:val="both"/>
-              <w:rPr>
-                <w:rFonts w:ascii="Times New Roman" w:eastAsia="Times New Roman" w:hAnsi="Times New Roman" w:cs="Times New Roman"/>
-                <w:color w:val="000000"/>
-                <w:sz w:val="24"/>
-                <w:szCs w:val="24"/>
-                <w:highlight w:val="white"/>
-              </w:rPr>
-            </w:pPr>
-          </w:p>
-        </w:tc>
-        <w:tc>
-          <w:tcPr>
-            <w:tcW w:w="975" w:type="dxa"/>
-          </w:tcPr>
-          <w:p>
-            <w:pPr>
-              <w:spacing w:line="259" w:lineRule="auto"/>
-              <w:jc w:val="both"/>
-              <w:rPr>
-                <w:rFonts w:ascii="Times New Roman" w:eastAsia="Times New Roman" w:hAnsi="Times New Roman" w:cs="Times New Roman"/>
-                <w:color w:val="000000"/>
-                <w:sz w:val="24"/>
-                <w:szCs w:val="24"/>
-                <w:highlight w:val="white"/>
-              </w:rPr>
-            </w:pPr>
-          </w:p>
-        </w:tc>
-        <w:tc>
-          <w:tcPr>
-            <w:tcW w:w="1875" w:type="dxa"/>
-          </w:tcPr>
-          <w:p>
-            <w:pPr>
-              <w:spacing w:line="259" w:lineRule="auto"/>
-              <w:jc w:val="both"/>
-              <w:rPr>
-                <w:rFonts w:ascii="Times New Roman" w:eastAsia="Times New Roman" w:hAnsi="Times New Roman" w:cs="Times New Roman"/>
-                <w:color w:val="000000"/>
-                <w:sz w:val="24"/>
-                <w:szCs w:val="24"/>
-                <w:highlight w:val="white"/>
-              </w:rPr>
-            </w:pPr>
-          </w:p>
-        </w:tc>
-      </w:tr>
-      <w:tr>
-        <w:tc>
-          <w:tcPr>
-            <w:tcW w:w="2130" w:type="dxa"/>
-          </w:tcPr>
-          <w:p>
-            <w:pPr>
-              <w:spacing w:line="259" w:lineRule="auto"/>
-              <w:jc w:val="both"/>
-              <w:rPr>
-                <w:rFonts w:ascii="Times New Roman" w:eastAsia="Times New Roman" w:hAnsi="Times New Roman" w:cs="Times New Roman"/>
-                <w:color w:val="000000"/>
-                <w:sz w:val="24"/>
-                <w:szCs w:val="24"/>
-                <w:highlight w:val="white"/>
-              </w:rPr>
-            </w:pPr>
-          </w:p>
-        </w:tc>
-        <w:tc>
-          <w:tcPr>
-            <w:tcW w:w="1935" w:type="dxa"/>
-          </w:tcPr>
-          <w:p>
-            <w:pPr>
-              <w:spacing w:line="259" w:lineRule="auto"/>
-              <w:jc w:val="both"/>
-              <w:rPr>
-                <w:rFonts w:ascii="Times New Roman" w:eastAsia="Times New Roman" w:hAnsi="Times New Roman" w:cs="Times New Roman"/>
-                <w:color w:val="000000"/>
-                <w:sz w:val="24"/>
-                <w:szCs w:val="24"/>
-                <w:highlight w:val="white"/>
-              </w:rPr>
-            </w:pPr>
-          </w:p>
-        </w:tc>
-        <w:tc>
-          <w:tcPr>
-            <w:tcW w:w="2475" w:type="dxa"/>
-          </w:tcPr>
-          <w:p>
-            <w:pPr>
-              <w:spacing w:line="259" w:lineRule="auto"/>
-              <w:jc w:val="both"/>
-              <w:rPr>
-                <w:rFonts w:ascii="Times New Roman" w:eastAsia="Times New Roman" w:hAnsi="Times New Roman" w:cs="Times New Roman"/>
-                <w:color w:val="000000"/>
-                <w:sz w:val="24"/>
-                <w:szCs w:val="24"/>
-                <w:highlight w:val="white"/>
-              </w:rPr>
-            </w:pPr>
-          </w:p>
-        </w:tc>
-        <w:tc>
-          <w:tcPr>
-            <w:tcW w:w="1680" w:type="dxa"/>
-          </w:tcPr>
-          <w:p>
-            <w:pPr>
-              <w:spacing w:line="259" w:lineRule="auto"/>
-              <w:jc w:val="both"/>
-              <w:rPr>
-                <w:rFonts w:ascii="Times New Roman" w:eastAsia="Times New Roman" w:hAnsi="Times New Roman" w:cs="Times New Roman"/>
-                <w:color w:val="000000"/>
-                <w:sz w:val="24"/>
-                <w:szCs w:val="24"/>
-                <w:highlight w:val="white"/>
-              </w:rPr>
-            </w:pPr>
-          </w:p>
-        </w:tc>
-        <w:tc>
-          <w:tcPr>
-            <w:tcW w:w="975" w:type="dxa"/>
-          </w:tcPr>
-          <w:p>
-            <w:pPr>
-              <w:spacing w:line="259" w:lineRule="auto"/>
-              <w:jc w:val="both"/>
-              <w:rPr>
-                <w:rFonts w:ascii="Times New Roman" w:eastAsia="Times New Roman" w:hAnsi="Times New Roman" w:cs="Times New Roman"/>
-                <w:color w:val="000000"/>
-                <w:sz w:val="24"/>
-                <w:szCs w:val="24"/>
-                <w:highlight w:val="white"/>
-              </w:rPr>
-            </w:pPr>
-          </w:p>
-        </w:tc>
-        <w:tc>
-          <w:tcPr>
-            <w:tcW w:w="1875" w:type="dxa"/>
-          </w:tcPr>
-          <w:p>
-            <w:pPr>
-              <w:spacing w:line="259" w:lineRule="auto"/>
-              <w:jc w:val="both"/>
-              <w:rPr>
-                <w:rFonts w:ascii="Times New Roman" w:eastAsia="Times New Roman" w:hAnsi="Times New Roman" w:cs="Times New Roman"/>
-                <w:color w:val="000000"/>
-                <w:sz w:val="24"/>
-                <w:szCs w:val="24"/>
-                <w:highlight w:val="white"/>
-              </w:rPr>
-            </w:pPr>
-          </w:p>
-        </w:tc>
-      </w:tr>
-      <w:tr>
-        <w:tc>
-          <w:tcPr>
-            <w:tcW w:w="2130" w:type="dxa"/>
-            <w:tcBorders>
-              <w:bottom w:val="single" w:sz="4" w:space="0" w:color="000000"/>
-            </w:tcBorders>
-          </w:tcPr>
-          <w:p>
-            <w:pPr>
-              <w:spacing w:line="259" w:lineRule="auto"/>
-              <w:jc w:val="both"/>
-              <w:rPr>
-                <w:rFonts w:ascii="Times New Roman" w:eastAsia="Times New Roman" w:hAnsi="Times New Roman" w:cs="Times New Roman"/>
-                <w:color w:val="000000"/>
-                <w:sz w:val="24"/>
-                <w:szCs w:val="24"/>
-                <w:highlight w:val="white"/>
-              </w:rPr>
-            </w:pPr>
-          </w:p>
-        </w:tc>
-        <w:tc>
-          <w:tcPr>
-            <w:tcW w:w="1935" w:type="dxa"/>
-            <w:tcBorders>
-              <w:bottom w:val="single" w:sz="4" w:space="0" w:color="000000"/>
-            </w:tcBorders>
-          </w:tcPr>
-          <w:p>
-            <w:pPr>
-              <w:spacing w:line="259" w:lineRule="auto"/>
-              <w:jc w:val="both"/>
-              <w:rPr>
-                <w:rFonts w:ascii="Times New Roman" w:eastAsia="Times New Roman" w:hAnsi="Times New Roman" w:cs="Times New Roman"/>
-                <w:color w:val="000000"/>
-                <w:sz w:val="24"/>
-                <w:szCs w:val="24"/>
-                <w:highlight w:val="white"/>
-              </w:rPr>
-            </w:pPr>
-          </w:p>
-        </w:tc>
-        <w:tc>
-          <w:tcPr>
-            <w:tcW w:w="2475" w:type="dxa"/>
-            <w:tcBorders>
-              <w:bottom w:val="single" w:sz="4" w:space="0" w:color="000000"/>
-            </w:tcBorders>
-          </w:tcPr>
-          <w:p>
-            <w:pPr>
-              <w:spacing w:line="259" w:lineRule="auto"/>
-              <w:jc w:val="both"/>
-              <w:rPr>
-                <w:rFonts w:ascii="Times New Roman" w:eastAsia="Times New Roman" w:hAnsi="Times New Roman" w:cs="Times New Roman"/>
-                <w:color w:val="000000"/>
-                <w:sz w:val="24"/>
-                <w:szCs w:val="24"/>
-                <w:highlight w:val="white"/>
-              </w:rPr>
-            </w:pPr>
-          </w:p>
-        </w:tc>
-        <w:tc>
-          <w:tcPr>
-            <w:tcW w:w="1680" w:type="dxa"/>
-            <w:tcBorders>
-              <w:bottom w:val="single" w:sz="4" w:space="0" w:color="000000"/>
-            </w:tcBorders>
-          </w:tcPr>
-          <w:p>
-            <w:pPr>
-              <w:spacing w:line="259" w:lineRule="auto"/>
-              <w:jc w:val="both"/>
-              <w:rPr>
-                <w:rFonts w:ascii="Times New Roman" w:eastAsia="Times New Roman" w:hAnsi="Times New Roman" w:cs="Times New Roman"/>
-                <w:color w:val="000000"/>
-                <w:sz w:val="24"/>
-                <w:szCs w:val="24"/>
-                <w:highlight w:val="white"/>
-              </w:rPr>
-            </w:pPr>
-          </w:p>
-        </w:tc>
-        <w:tc>
-          <w:tcPr>
-            <w:tcW w:w="975" w:type="dxa"/>
-            <w:tcBorders>
-              <w:bottom w:val="single" w:sz="4" w:space="0" w:color="000000"/>
-            </w:tcBorders>
-          </w:tcPr>
-          <w:p>
-            <w:pPr>
-              <w:spacing w:line="259" w:lineRule="auto"/>
-              <w:jc w:val="both"/>
-              <w:rPr>
-                <w:rFonts w:ascii="Times New Roman" w:eastAsia="Times New Roman" w:hAnsi="Times New Roman" w:cs="Times New Roman"/>
-                <w:color w:val="000000"/>
-                <w:sz w:val="24"/>
-                <w:szCs w:val="24"/>
-                <w:highlight w:val="white"/>
-              </w:rPr>
-            </w:pPr>
-          </w:p>
-        </w:tc>
-        <w:tc>
-          <w:tcPr>
-            <w:tcW w:w="1875" w:type="dxa"/>
-            <w:tcBorders>
-              <w:bottom w:val="single" w:sz="4" w:space="0" w:color="000000"/>
-            </w:tcBorders>
-          </w:tcPr>
-          <w:p>
-            <w:pPr>
-              <w:spacing w:line="259" w:lineRule="auto"/>
-              <w:jc w:val="both"/>
-              <w:rPr>
-                <w:rFonts w:ascii="Times New Roman" w:eastAsia="Times New Roman" w:hAnsi="Times New Roman" w:cs="Times New Roman"/>
-                <w:color w:val="000000"/>
-                <w:sz w:val="24"/>
-                <w:szCs w:val="24"/>
-                <w:highlight w:val="white"/>
-              </w:rPr>
-            </w:pPr>
-          </w:p>
-        </w:tc>
-      </w:tr>
-      <w:tr>
-        <w:tc>
-          <w:tcPr>
-            <w:tcW w:w="2130" w:type="dxa"/>
-            <w:shd w:val="clear" w:color="auto" w:fill="D9D9D9"/>
-          </w:tcPr>
-          <w:p>
-            <w:pPr>
-              <w:spacing w:line="259" w:lineRule="auto"/>
-              <w:jc w:val="both"/>
-              <w:rPr>
-                <w:rFonts w:ascii="Times New Roman" w:eastAsia="Times New Roman" w:hAnsi="Times New Roman" w:cs="Times New Roman"/>
-                <w:color w:val="000000"/>
-                <w:sz w:val="24"/>
-                <w:szCs w:val="24"/>
-                <w:highlight w:val="lightGray"/>
-                <w:lang w:val="en-US"/>
-              </w:rPr>
-            </w:pPr>
             <w:r>
-              <w:rPr>
-                <w:rFonts w:ascii="Times New Roman" w:eastAsia="Times New Roman" w:hAnsi="Times New Roman" w:cs="Times New Roman"/>
-                <w:color w:val="000000"/>
-                <w:sz w:val="24"/>
-                <w:szCs w:val="24"/>
-                <w:highlight w:val="lightGray"/>
-                <w:lang w:val="en-US"/>
-              </w:rPr>
-              <w:t>Jami</w:t>
-            </w:r>
-          </w:p>
-        </w:tc>
-        <w:tc>
-          <w:tcPr>
-            <w:tcW w:w="1935" w:type="dxa"/>
-            <w:shd w:val="clear" w:color="auto" w:fill="D9D9D9"/>
-          </w:tcPr>
-          <w:p>
-            <w:pPr>
-              <w:spacing w:line="259" w:lineRule="auto"/>
-              <w:jc w:val="both"/>
-              <w:rPr>
-                <w:rFonts w:ascii="Times New Roman" w:eastAsia="Times New Roman" w:hAnsi="Times New Roman" w:cs="Times New Roman"/>
-                <w:color w:val="000000"/>
-                <w:sz w:val="24"/>
-                <w:szCs w:val="24"/>
-                <w:highlight w:val="lightGray"/>
-              </w:rPr>
-            </w:pPr>
-          </w:p>
-        </w:tc>
-        <w:tc>
-          <w:tcPr>
-            <w:tcW w:w="2475" w:type="dxa"/>
-            <w:shd w:val="clear" w:color="auto" w:fill="D9D9D9"/>
-          </w:tcPr>
-          <w:p>
-            <w:pPr>
-              <w:spacing w:line="259" w:lineRule="auto"/>
-              <w:jc w:val="both"/>
-              <w:rPr>
-                <w:rFonts w:ascii="Times New Roman" w:eastAsia="Times New Roman" w:hAnsi="Times New Roman" w:cs="Times New Roman"/>
-                <w:color w:val="000000"/>
-                <w:sz w:val="24"/>
-                <w:szCs w:val="24"/>
-                <w:highlight w:val="lightGray"/>
-              </w:rPr>
-            </w:pPr>
-          </w:p>
-        </w:tc>
-        <w:tc>
-          <w:tcPr>
-            <w:tcW w:w="1680" w:type="dxa"/>
-            <w:shd w:val="clear" w:color="auto" w:fill="D9D9D9"/>
-          </w:tcPr>
-          <w:p>
-            <w:pPr>
-              <w:spacing w:line="259" w:lineRule="auto"/>
-              <w:jc w:val="both"/>
-              <w:rPr>
-                <w:rFonts w:ascii="Times New Roman" w:eastAsia="Times New Roman" w:hAnsi="Times New Roman" w:cs="Times New Roman"/>
-                <w:color w:val="000000"/>
-                <w:sz w:val="24"/>
-                <w:szCs w:val="24"/>
-                <w:highlight w:val="lightGray"/>
-              </w:rPr>
-            </w:pPr>
-          </w:p>
-        </w:tc>
-        <w:tc>
-          <w:tcPr>
-            <w:tcW w:w="975" w:type="dxa"/>
-            <w:shd w:val="clear" w:color="auto" w:fill="D9D9D9"/>
-          </w:tcPr>
-          <w:p>
-            <w:pPr>
-              <w:spacing w:line="259" w:lineRule="auto"/>
-              <w:jc w:val="both"/>
-              <w:rPr>
-                <w:rFonts w:ascii="Times New Roman" w:eastAsia="Times New Roman" w:hAnsi="Times New Roman" w:cs="Times New Roman"/>
-                <w:color w:val="000000"/>
-                <w:sz w:val="24"/>
-                <w:szCs w:val="24"/>
-                <w:highlight w:val="lightGray"/>
-              </w:rPr>
-            </w:pPr>
-          </w:p>
-        </w:tc>
-        <w:tc>
-          <w:tcPr>
-            <w:tcW w:w="1875" w:type="dxa"/>
-            <w:shd w:val="clear" w:color="auto" w:fill="D9D9D9"/>
-          </w:tcPr>
-          <w:p>
-            <w:pPr>
-              <w:spacing w:line="259" w:lineRule="auto"/>
-              <w:jc w:val="both"/>
-              <w:rPr>
-                <w:rFonts w:ascii="Times New Roman" w:eastAsia="Times New Roman" w:hAnsi="Times New Roman" w:cs="Times New Roman"/>
-                <w:color w:val="000000"/>
-                <w:sz w:val="24"/>
-                <w:szCs w:val="24"/>
-                <w:highlight w:val="lightGray"/>
-              </w:rPr>
-            </w:pPr>
-            <w:r>
-              <w:rPr>
-                <w:rFonts w:ascii="Times New Roman" w:eastAsia="Times New Roman" w:hAnsi="Times New Roman" w:cs="Times New Roman"/>
-                <w:color w:val="000000"/>
-                <w:sz w:val="24"/>
-                <w:szCs w:val="24"/>
-                <w:highlight w:val="lightGray"/>
-                <w:lang w:val="en-US"/>
-              </w:rPr>
-              <w:t>Summa</w:t>
-            </w:r>
-            <w:r>
-              <w:rPr>
-                <w:rFonts w:ascii="Times New Roman" w:eastAsia="Times New Roman" w:hAnsi="Times New Roman" w:cs="Times New Roman"/>
-                <w:color w:val="000000"/>
-                <w:sz w:val="24"/>
-                <w:szCs w:val="24"/>
-                <w:highlight w:val="lightGray"/>
-              </w:rPr>
-              <w:t>:</w:t>
+              <w:t>{{item.line_total}}</w:t>
             </w:r>
           </w:p>
         </w:tc>
@@ -1863,137 +1185,16 @@
           <w:szCs w:val="24"/>
           <w:lang w:val="en-US"/>
         </w:rPr>
-        <w:t>To‘</w:t>
+        <w:t>To‘lov uchun yakuniy summa {{total_amount}} so‘m.</w:t>
       </w:r>
       <w:proofErr w:type="gramEnd"/>
-      <w:r>
-        <w:rPr>
-          <w:rFonts w:ascii="Times New Roman" w:eastAsia="Times New Roman" w:hAnsi="Times New Roman" w:cs="Times New Roman"/>
-          <w:b/>
-          <w:color w:val="000000"/>
-          <w:sz w:val="24"/>
-          <w:szCs w:val="24"/>
-          <w:lang w:val="en-US"/>
-        </w:rPr>
-        <w:t>lov</w:t>
-      </w:r>
       <w:proofErr w:type="spellEnd"/>
-      <w:r>
-        <w:rPr>
-          <w:rFonts w:ascii="Times New Roman" w:eastAsia="Times New Roman" w:hAnsi="Times New Roman" w:cs="Times New Roman"/>
-          <w:b/>
-          <w:color w:val="000000"/>
-          <w:sz w:val="24"/>
-          <w:szCs w:val="24"/>
-          <w:lang w:val="en-US"/>
-        </w:rPr>
-        <w:t xml:space="preserve"> </w:t>
-      </w:r>
       <w:proofErr w:type="spellStart"/>
-      <w:r>
-        <w:rPr>
-          <w:rFonts w:ascii="Times New Roman" w:eastAsia="Times New Roman" w:hAnsi="Times New Roman" w:cs="Times New Roman"/>
-          <w:b/>
-          <w:color w:val="000000"/>
-          <w:sz w:val="24"/>
-          <w:szCs w:val="24"/>
-          <w:lang w:val="en-US"/>
-        </w:rPr>
-        <w:t>uchun</w:t>
-      </w:r>
       <w:proofErr w:type="spellEnd"/>
-      <w:r>
-        <w:rPr>
-          <w:rFonts w:ascii="Times New Roman" w:eastAsia="Times New Roman" w:hAnsi="Times New Roman" w:cs="Times New Roman"/>
-          <w:b/>
-          <w:color w:val="000000"/>
-          <w:sz w:val="24"/>
-          <w:szCs w:val="24"/>
-          <w:lang w:val="en-US"/>
-        </w:rPr>
-        <w:t xml:space="preserve"> </w:t>
-      </w:r>
       <w:proofErr w:type="spellStart"/>
-      <w:r>
-        <w:rPr>
-          <w:rFonts w:ascii="Times New Roman" w:eastAsia="Times New Roman" w:hAnsi="Times New Roman" w:cs="Times New Roman"/>
-          <w:b/>
-          <w:color w:val="000000"/>
-          <w:sz w:val="24"/>
-          <w:szCs w:val="24"/>
-          <w:lang w:val="en-US"/>
-        </w:rPr>
-        <w:t>yakuniy</w:t>
-      </w:r>
       <w:proofErr w:type="spellEnd"/>
-      <w:r>
-        <w:rPr>
-          <w:rFonts w:ascii="Times New Roman" w:eastAsia="Times New Roman" w:hAnsi="Times New Roman" w:cs="Times New Roman"/>
-          <w:b/>
-          <w:color w:val="000000"/>
-          <w:sz w:val="24"/>
-          <w:szCs w:val="24"/>
-          <w:lang w:val="en-US"/>
-        </w:rPr>
-        <w:t xml:space="preserve"> summa</w:t>
-      </w:r>
-      <w:r>
-        <w:rPr>
-          <w:rFonts w:ascii="Times New Roman" w:eastAsia="Times New Roman" w:hAnsi="Times New Roman" w:cs="Times New Roman"/>
-          <w:color w:val="000000"/>
-          <w:sz w:val="24"/>
-          <w:szCs w:val="24"/>
-          <w:lang w:val="en-US"/>
-        </w:rPr>
-        <w:t xml:space="preserve"> </w:t>
-      </w:r>
-      <w:r>
-        <w:rPr>
-          <w:rFonts w:ascii="Times New Roman" w:eastAsia="Times New Roman" w:hAnsi="Times New Roman" w:cs="Times New Roman"/>
-          <w:b/>
-          <w:color w:val="000000"/>
-          <w:sz w:val="22"/>
-          <w:szCs w:val="22"/>
-          <w:highlight w:val="white"/>
-          <w:lang w:val="en-US"/>
-        </w:rPr>
-        <w:t>____________________</w:t>
-      </w:r>
-      <w:r>
-        <w:rPr>
-          <w:rFonts w:ascii="Times New Roman" w:eastAsia="Times New Roman" w:hAnsi="Times New Roman" w:cs="Times New Roman"/>
-          <w:b/>
-          <w:color w:val="000000"/>
-          <w:sz w:val="22"/>
-          <w:szCs w:val="22"/>
-          <w:lang w:val="en-US"/>
-        </w:rPr>
-        <w:t xml:space="preserve">_____ </w:t>
-      </w:r>
       <w:proofErr w:type="spellStart"/>
-      <w:r>
-        <w:rPr>
-          <w:rFonts w:ascii="Times New Roman" w:eastAsia="Times New Roman" w:hAnsi="Times New Roman" w:cs="Times New Roman"/>
-          <w:b/>
-          <w:color w:val="000000"/>
-          <w:sz w:val="22"/>
-          <w:szCs w:val="22"/>
-          <w:lang w:val="en-US"/>
-        </w:rPr>
-        <w:t>so‘m</w:t>
-      </w:r>
       <w:proofErr w:type="spellEnd"/>
-      <w:r>
-        <w:rPr>
-          <w:rFonts w:ascii="Times New Roman" w:eastAsia="Times New Roman" w:hAnsi="Times New Roman" w:cs="Times New Roman"/>
-          <w:b/>
-          <w:color w:val="000000"/>
-          <w:sz w:val="22"/>
-          <w:szCs w:val="22"/>
-          <w:lang w:val="en-US"/>
-        </w:rPr>
-        <w:t>.</w:t>
-      </w:r>
     </w:p>
     <w:p>
       <w:pPr>
